--- a/HW4/result/HW4.docx
+++ b/HW4/result/HW4.docx
@@ -1,6 +1,6 @@
 
 <file path=word/document.xml><?xml version="1.0" encoding="utf-8"?>
-<w:document xmlns:wpc="http://schemas.microsoft.com/office/word/2010/wordprocessingCanvas" xmlns:cx="http://schemas.microsoft.com/office/drawing/2014/chartex" xmlns:cx1="http://schemas.microsoft.com/office/drawing/2015/9/8/chartex" xmlns:cx2="http://schemas.microsoft.com/office/drawing/2015/10/21/chartex" xmlns:cx3="http://schemas.microsoft.com/office/drawing/2016/5/9/chartex" xmlns:cx4="http://schemas.microsoft.com/office/drawing/2016/5/10/chartex" xmlns:cx5="http://schemas.microsoft.com/office/drawing/2016/5/11/chartex" xmlns:cx6="http://schemas.microsoft.com/office/drawing/2016/5/12/chartex" xmlns:cx7="http://schemas.microsoft.com/office/drawing/2016/5/13/chartex" xmlns:cx8="http://schemas.microsoft.com/office/drawing/2016/5/14/chartex" xmlns:mc="http://schemas.openxmlformats.org/markup-compatibility/2006" xmlns:aink="http://schemas.microsoft.com/office/drawing/2016/ink" xmlns:am3d="http://schemas.microsoft.com/office/drawing/2017/model3d" xmlns:o="urn:schemas-microsoft-com:office:office" xmlns:oel="http://schemas.microsoft.com/office/2019/extlst" xmlns:r="http://schemas.openxmlformats.org/officeDocument/2006/relationships" xmlns:m="http://schemas.openxmlformats.org/officeDocument/2006/math" xmlns:v="urn:schemas-microsoft-com:vml" xmlns:wp14="http://schemas.microsoft.com/office/word/2010/wordprocessingDrawing" xmlns:wp="http://schemas.openxmlformats.org/drawingml/2006/wordprocessingDrawing" xmlns:w10="urn:schemas-microsoft-com:office:word" xmlns:w="http://schemas.openxmlformats.org/wordprocessingml/2006/main" xmlns:w14="http://schemas.microsoft.com/office/word/2010/wordml" xmlns:w15="http://schemas.microsoft.com/office/word/2012/wordml" xmlns:w16cex="http://schemas.microsoft.com/office/word/2018/wordml/cex" xmlns:w16cid="http://schemas.microsoft.com/office/word/2016/wordml/cid" xmlns:w16="http://schemas.microsoft.com/office/word/2018/wordml" xmlns:w16du="http://schemas.microsoft.com/office/word/2023/wordml/word16du" xmlns:w16sdtdh="http://schemas.microsoft.com/office/word/2020/wordml/sdtdatahash" xmlns:w16sdtfl="http://schemas.microsoft.com/office/word/2024/wordml/sdtformatlock" xmlns:w16se="http://schemas.microsoft.com/office/word/2015/wordml/symex" xmlns:wpg="http://schemas.microsoft.com/office/word/2010/wordprocessingGroup" xmlns:wpi="http://schemas.microsoft.com/office/word/2010/wordprocessingInk" xmlns:wne="http://schemas.microsoft.com/office/word/2006/wordml" xmlns:wps="http://schemas.microsoft.com/office/word/2010/wordprocessingShape" mc:Ignorable="w14 w15 w16se w16cid w16 w16cex w16sdtdh w16sdtfl w16du wp14">
+<w:document xmlns:wpc="http://schemas.microsoft.com/office/word/2010/wordprocessingCanvas" xmlns:cx="http://schemas.microsoft.com/office/drawing/2014/chartex" xmlns:cx1="http://schemas.microsoft.com/office/drawing/2015/9/8/chartex" xmlns:cx2="http://schemas.microsoft.com/office/drawing/2015/10/21/chartex" xmlns:cx3="http://schemas.microsoft.com/office/drawing/2016/5/9/chartex" xmlns:cx4="http://schemas.microsoft.com/office/drawing/2016/5/10/chartex" xmlns:cx5="http://schemas.microsoft.com/office/drawing/2016/5/11/chartex" xmlns:cx6="http://schemas.microsoft.com/office/drawing/2016/5/12/chartex" xmlns:cx7="http://schemas.microsoft.com/office/drawing/2016/5/13/chartex" xmlns:cx8="http://schemas.microsoft.com/office/drawing/2016/5/14/chartex" xmlns:mc="http://schemas.openxmlformats.org/markup-compatibility/2006" xmlns:aink="http://schemas.microsoft.com/office/drawing/2016/ink" xmlns:am3d="http://schemas.microsoft.com/office/drawing/2017/model3d" xmlns:o="urn:schemas-microsoft-com:office:office" xmlns:r="http://schemas.openxmlformats.org/officeDocument/2006/relationships" xmlns:m="http://schemas.openxmlformats.org/officeDocument/2006/math" xmlns:v="urn:schemas-microsoft-com:vml" xmlns:wp14="http://schemas.microsoft.com/office/word/2010/wordprocessingDrawing" xmlns:wp="http://schemas.openxmlformats.org/drawingml/2006/wordprocessingDrawing" xmlns:w10="urn:schemas-microsoft-com:office:word" xmlns:w="http://schemas.openxmlformats.org/wordprocessingml/2006/main" xmlns:w14="http://schemas.microsoft.com/office/word/2010/wordml" xmlns:w15="http://schemas.microsoft.com/office/word/2012/wordml" xmlns:w16cex="http://schemas.microsoft.com/office/word/2018/wordml/cex" xmlns:w16cid="http://schemas.microsoft.com/office/word/2016/wordml/cid" xmlns:w16="http://schemas.microsoft.com/office/word/2018/wordml" xmlns:w16sdtdh="http://schemas.microsoft.com/office/word/2020/wordml/sdtdatahash" xmlns:w16se="http://schemas.microsoft.com/office/word/2015/wordml/symex" xmlns:wpg="http://schemas.microsoft.com/office/word/2010/wordprocessingGroup" xmlns:wpi="http://schemas.microsoft.com/office/word/2010/wordprocessingInk" xmlns:wne="http://schemas.microsoft.com/office/word/2006/wordml" xmlns:wps="http://schemas.microsoft.com/office/word/2010/wordprocessingShape" mc:Ignorable="w14 w15 w16se w16cid w16 w16cex w16sdtdh wp14">
   <w:body>
     <w:p>
       <w:pPr>
@@ -15,12 +15,18 @@
         <w:rPr>
           <w:i/>
           <w:iCs/>
+          <w:color w:val="C00000"/>
+          <w:sz w:val="24"/>
+          <w:szCs w:val="32"/>
         </w:rPr>
       </w:pPr>
       <w:r>
         <w:rPr>
           <w:i/>
           <w:iCs/>
+          <w:color w:val="C00000"/>
+          <w:sz w:val="24"/>
+          <w:szCs w:val="32"/>
         </w:rPr>
         <w:t>Chapter 14 Problem 56</w:t>
       </w:r>
@@ -49,6 +55,9 @@
     </w:p>
     <w:p>
       <w:r>
+        <w:rPr>
+          <w:noProof/>
+        </w:rPr>
         <w:drawing>
           <wp:inline distT="0" distB="0" distL="0" distR="0" wp14:anchorId="3DEF019D" wp14:editId="1ABCDED8">
             <wp:extent cx="5782482" cy="4944165"/>
@@ -207,10 +216,7 @@
         <w:t xml:space="preserve">ให้กำไรต่อชุดเท่ากับ </w:t>
       </w:r>
       <w:r>
-        <w:t>Short</w:t>
-      </w:r>
-      <w:r>
-        <w:t xml:space="preserve">s </w:t>
+        <w:t xml:space="preserve">Shorts </w:t>
       </w:r>
       <w:r>
         <w:rPr>
@@ -260,12 +266,18 @@
         <w:rPr>
           <w:i/>
           <w:iCs/>
+          <w:color w:val="C00000"/>
+          <w:sz w:val="24"/>
+          <w:szCs w:val="32"/>
         </w:rPr>
       </w:pPr>
       <w:r>
         <w:rPr>
           <w:i/>
           <w:iCs/>
+          <w:color w:val="C00000"/>
+          <w:sz w:val="24"/>
+          <w:szCs w:val="32"/>
         </w:rPr>
         <w:lastRenderedPageBreak/>
         <w:t xml:space="preserve">Chapter 14 Problem 65 </w:t>
@@ -273,6 +285,9 @@
     </w:p>
     <w:p>
       <w:r>
+        <w:rPr>
+          <w:noProof/>
+        </w:rPr>
         <w:drawing>
           <wp:inline distT="0" distB="0" distL="0" distR="0" wp14:anchorId="2A71C128" wp14:editId="450FF301">
             <wp:extent cx="5943600" cy="850900"/>
@@ -329,16 +344,143 @@
           <w:rFonts w:hint="cs"/>
           <w:cs/>
         </w:rPr>
+        <w:t xml:space="preserve"> จากผลการทดลองจะได้ว่า เรา</w:t>
+      </w:r>
+      <w:r>
+        <w:rPr>
+          <w:rFonts w:hint="cs"/>
+          <w:cs/>
+        </w:rPr>
+        <w:t>สามารถ</w:t>
+      </w:r>
+      <w:r>
+        <w:rPr>
+          <w:rFonts w:hint="cs"/>
+          <w:cs/>
+        </w:rPr>
+        <w:t xml:space="preserve">เลือกลงทุนได้ </w:t>
+      </w:r>
+      <w:r>
+        <w:t>3</w:t>
+      </w:r>
+      <w:r>
+        <w:rPr>
+          <w:rFonts w:hint="cs"/>
+          <w:cs/>
+        </w:rPr>
+        <w:t xml:space="preserve"> แบบเพื่อให้ได้กำไรสูงที่สุด โดยสามารถเลือกลงทุนในโครงการที่ </w:t>
+      </w:r>
+      <w:r>
+        <w:t xml:space="preserve">(3,5,6) </w:t>
+      </w:r>
+      <w:r>
+        <w:rPr>
+          <w:rFonts w:hint="cs"/>
+          <w:cs/>
+        </w:rPr>
+        <w:t xml:space="preserve">หรือ </w:t>
+      </w:r>
+      <w:r>
+        <w:t>(1,2,6,7)</w:t>
+      </w:r>
+      <w:r>
+        <w:rPr>
+          <w:rFonts w:hint="cs"/>
+          <w:cs/>
+        </w:rPr>
+        <w:t xml:space="preserve"> โดยจะใช้เงินลงทุน </w:t>
+      </w:r>
+      <w:r>
+        <w:t>$14.9K</w:t>
+      </w:r>
+      <w:r>
+        <w:rPr>
+          <w:rFonts w:hint="cs"/>
+          <w:cs/>
+        </w:rPr>
+        <w:t xml:space="preserve"> และได้ผลตอบแทนที่ </w:t>
+      </w:r>
+      <w:r>
+        <w:t xml:space="preserve">$16.7K </w:t>
+      </w:r>
+      <w:r>
+        <w:rPr>
+          <w:rFonts w:hint="cs"/>
+          <w:cs/>
+        </w:rPr>
+        <w:t>หรือ สามารถเลือกลงทุนในโครงการที่</w:t>
+      </w:r>
+      <w:r>
+        <w:t xml:space="preserve"> (2,3,4,7)</w:t>
+      </w:r>
+      <w:r>
+        <w:rPr>
+          <w:rFonts w:hint="cs"/>
+          <w:cs/>
+        </w:rPr>
+        <w:t xml:space="preserve"> โดยจะใช้เงินลงทุน </w:t>
+      </w:r>
+      <w:r>
+        <w:t>$14.8K</w:t>
+      </w:r>
+      <w:r>
+        <w:rPr>
+          <w:rFonts w:hint="cs"/>
+          <w:cs/>
+        </w:rPr>
+        <w:t xml:space="preserve"> และได้ผลตอบแทนที่ </w:t>
+      </w:r>
+      <w:r>
+        <w:t xml:space="preserve">$16.7K </w:t>
+      </w:r>
+      <w:r>
+        <w:rPr>
+          <w:rFonts w:hint="cs"/>
+          <w:cs/>
+        </w:rPr>
         <w:t xml:space="preserve"> </w:t>
       </w:r>
     </w:p>
     <w:p>
       <w:pPr>
         <w:rPr>
-          <w:rFonts w:hint="cs"/>
           <w:cs/>
         </w:rPr>
       </w:pPr>
+    </w:p>
+    <w:p>
+      <w:pPr>
+        <w:rPr>
+          <w:i/>
+          <w:iCs/>
+          <w:color w:val="C00000"/>
+          <w:sz w:val="24"/>
+          <w:szCs w:val="32"/>
+          <w:cs/>
+        </w:rPr>
+      </w:pPr>
+      <w:proofErr w:type="spellStart"/>
+      <w:r>
+        <w:rPr>
+          <w:i/>
+          <w:iCs/>
+          <w:color w:val="C00000"/>
+          <w:sz w:val="24"/>
+          <w:szCs w:val="32"/>
+        </w:rPr>
+        <w:t>Uncapacitated</w:t>
+      </w:r>
+      <w:proofErr w:type="spellEnd"/>
+      <w:r>
+        <w:rPr>
+          <w:i/>
+          <w:iCs/>
+          <w:color w:val="C00000"/>
+          <w:sz w:val="24"/>
+          <w:szCs w:val="32"/>
+        </w:rPr>
+        <w:t xml:space="preserve"> lot sizing (ULS)</w:t>
+      </w:r>
     </w:p>
     <w:sectPr>
       <w:pgSz w:w="12240" w:h="15840"/>
@@ -351,7 +493,7 @@
 </file>
 
 <file path=word/styles.xml><?xml version="1.0" encoding="utf-8"?>
-<w:styles xmlns:mc="http://schemas.openxmlformats.org/markup-compatibility/2006" xmlns:r="http://schemas.openxmlformats.org/officeDocument/2006/relationships" xmlns:w="http://schemas.openxmlformats.org/wordprocessingml/2006/main" xmlns:w14="http://schemas.microsoft.com/office/word/2010/wordml" xmlns:w15="http://schemas.microsoft.com/office/word/2012/wordml" xmlns:w16cex="http://schemas.microsoft.com/office/word/2018/wordml/cex" xmlns:w16cid="http://schemas.microsoft.com/office/word/2016/wordml/cid" xmlns:w16="http://schemas.microsoft.com/office/word/2018/wordml" xmlns:w16du="http://schemas.microsoft.com/office/word/2023/wordml/word16du" xmlns:w16sdtdh="http://schemas.microsoft.com/office/word/2020/wordml/sdtdatahash" xmlns:w16sdtfl="http://schemas.microsoft.com/office/word/2024/wordml/sdtformatlock" xmlns:w16se="http://schemas.microsoft.com/office/word/2015/wordml/symex" mc:Ignorable="w14 w15 w16se w16cid w16 w16cex w16sdtdh w16sdtfl w16du">
+<w:styles xmlns:mc="http://schemas.openxmlformats.org/markup-compatibility/2006" xmlns:r="http://schemas.openxmlformats.org/officeDocument/2006/relationships" xmlns:w="http://schemas.openxmlformats.org/wordprocessingml/2006/main" xmlns:w14="http://schemas.microsoft.com/office/word/2010/wordml" xmlns:w15="http://schemas.microsoft.com/office/word/2012/wordml" xmlns:w16cex="http://schemas.microsoft.com/office/word/2018/wordml/cex" xmlns:w16cid="http://schemas.microsoft.com/office/word/2016/wordml/cid" xmlns:w16="http://schemas.microsoft.com/office/word/2018/wordml" xmlns:w16sdtdh="http://schemas.microsoft.com/office/word/2020/wordml/sdtdatahash" xmlns:w16se="http://schemas.microsoft.com/office/word/2015/wordml/symex" mc:Ignorable="w14 w15 w16se w16cid w16 w16cex w16sdtdh">
   <w:docDefaults>
     <w:rPrDefault>
       <w:rPr>
@@ -954,6 +1096,7 @@
   <w:style w:type="character" w:default="1" w:styleId="DefaultParagraphFont">
     <w:name w:val="Default Paragraph Font"/>
     <w:uiPriority w:val="1"/>
+    <w:semiHidden/>
     <w:unhideWhenUsed/>
   </w:style>
   <w:style w:type="table" w:default="1" w:styleId="TableNormal">

--- a/HW4/result/HW4.docx
+++ b/HW4/result/HW4.docx
@@ -1,6 +1,6 @@
 
 <file path=word/document.xml><?xml version="1.0" encoding="utf-8"?>
-<w:document xmlns:wpc="http://schemas.microsoft.com/office/word/2010/wordprocessingCanvas" xmlns:cx="http://schemas.microsoft.com/office/drawing/2014/chartex" xmlns:cx1="http://schemas.microsoft.com/office/drawing/2015/9/8/chartex" xmlns:cx2="http://schemas.microsoft.com/office/drawing/2015/10/21/chartex" xmlns:cx3="http://schemas.microsoft.com/office/drawing/2016/5/9/chartex" xmlns:cx4="http://schemas.microsoft.com/office/drawing/2016/5/10/chartex" xmlns:cx5="http://schemas.microsoft.com/office/drawing/2016/5/11/chartex" xmlns:cx6="http://schemas.microsoft.com/office/drawing/2016/5/12/chartex" xmlns:cx7="http://schemas.microsoft.com/office/drawing/2016/5/13/chartex" xmlns:cx8="http://schemas.microsoft.com/office/drawing/2016/5/14/chartex" xmlns:mc="http://schemas.openxmlformats.org/markup-compatibility/2006" xmlns:aink="http://schemas.microsoft.com/office/drawing/2016/ink" xmlns:am3d="http://schemas.microsoft.com/office/drawing/2017/model3d" xmlns:o="urn:schemas-microsoft-com:office:office" xmlns:r="http://schemas.openxmlformats.org/officeDocument/2006/relationships" xmlns:m="http://schemas.openxmlformats.org/officeDocument/2006/math" xmlns:v="urn:schemas-microsoft-com:vml" xmlns:wp14="http://schemas.microsoft.com/office/word/2010/wordprocessingDrawing" xmlns:wp="http://schemas.openxmlformats.org/drawingml/2006/wordprocessingDrawing" xmlns:w10="urn:schemas-microsoft-com:office:word" xmlns:w="http://schemas.openxmlformats.org/wordprocessingml/2006/main" xmlns:w14="http://schemas.microsoft.com/office/word/2010/wordml" xmlns:w15="http://schemas.microsoft.com/office/word/2012/wordml" xmlns:w16cex="http://schemas.microsoft.com/office/word/2018/wordml/cex" xmlns:w16cid="http://schemas.microsoft.com/office/word/2016/wordml/cid" xmlns:w16="http://schemas.microsoft.com/office/word/2018/wordml" xmlns:w16sdtdh="http://schemas.microsoft.com/office/word/2020/wordml/sdtdatahash" xmlns:w16se="http://schemas.microsoft.com/office/word/2015/wordml/symex" xmlns:wpg="http://schemas.microsoft.com/office/word/2010/wordprocessingGroup" xmlns:wpi="http://schemas.microsoft.com/office/word/2010/wordprocessingInk" xmlns:wne="http://schemas.microsoft.com/office/word/2006/wordml" xmlns:wps="http://schemas.microsoft.com/office/word/2010/wordprocessingShape" mc:Ignorable="w14 w15 w16se w16cid w16 w16cex w16sdtdh wp14">
+<w:document xmlns:wpc="http://schemas.microsoft.com/office/word/2010/wordprocessingCanvas" xmlns:cx="http://schemas.microsoft.com/office/drawing/2014/chartex" xmlns:cx1="http://schemas.microsoft.com/office/drawing/2015/9/8/chartex" xmlns:cx2="http://schemas.microsoft.com/office/drawing/2015/10/21/chartex" xmlns:cx3="http://schemas.microsoft.com/office/drawing/2016/5/9/chartex" xmlns:cx4="http://schemas.microsoft.com/office/drawing/2016/5/10/chartex" xmlns:cx5="http://schemas.microsoft.com/office/drawing/2016/5/11/chartex" xmlns:cx6="http://schemas.microsoft.com/office/drawing/2016/5/12/chartex" xmlns:cx7="http://schemas.microsoft.com/office/drawing/2016/5/13/chartex" xmlns:cx8="http://schemas.microsoft.com/office/drawing/2016/5/14/chartex" xmlns:mc="http://schemas.openxmlformats.org/markup-compatibility/2006" xmlns:aink="http://schemas.microsoft.com/office/drawing/2016/ink" xmlns:am3d="http://schemas.microsoft.com/office/drawing/2017/model3d" xmlns:o="urn:schemas-microsoft-com:office:office" xmlns:oel="http://schemas.microsoft.com/office/2019/extlst" xmlns:r="http://schemas.openxmlformats.org/officeDocument/2006/relationships" xmlns:m="http://schemas.openxmlformats.org/officeDocument/2006/math" xmlns:v="urn:schemas-microsoft-com:vml" xmlns:wp14="http://schemas.microsoft.com/office/word/2010/wordprocessingDrawing" xmlns:wp="http://schemas.openxmlformats.org/drawingml/2006/wordprocessingDrawing" xmlns:w10="urn:schemas-microsoft-com:office:word" xmlns:w="http://schemas.openxmlformats.org/wordprocessingml/2006/main" xmlns:w14="http://schemas.microsoft.com/office/word/2010/wordml" xmlns:w15="http://schemas.microsoft.com/office/word/2012/wordml" xmlns:w16cex="http://schemas.microsoft.com/office/word/2018/wordml/cex" xmlns:w16cid="http://schemas.microsoft.com/office/word/2016/wordml/cid" xmlns:w16="http://schemas.microsoft.com/office/word/2018/wordml" xmlns:w16du="http://schemas.microsoft.com/office/word/2023/wordml/word16du" xmlns:w16sdtdh="http://schemas.microsoft.com/office/word/2020/wordml/sdtdatahash" xmlns:w16sdtfl="http://schemas.microsoft.com/office/word/2024/wordml/sdtformatlock" xmlns:w16se="http://schemas.microsoft.com/office/word/2015/wordml/symex" xmlns:wpg="http://schemas.microsoft.com/office/word/2010/wordprocessingGroup" xmlns:wpi="http://schemas.microsoft.com/office/word/2010/wordprocessingInk" xmlns:wne="http://schemas.microsoft.com/office/word/2006/wordml" xmlns:wps="http://schemas.microsoft.com/office/word/2010/wordprocessingShape" mc:Ignorable="w14 w15 w16se w16cid w16 w16cex w16sdtdh w16sdtfl w16du wp14">
   <w:body>
     <w:p>
       <w:pPr>
@@ -104,6 +104,8 @@
       <w:r>
         <w:rPr>
           <w:rFonts w:hint="cs"/>
+          <w:b/>
+          <w:bCs/>
           <w:u w:val="single"/>
           <w:cs/>
         </w:rPr>
@@ -331,9 +333,16 @@
       </w:r>
     </w:p>
     <w:p>
-      <w:r>
-        <w:rPr>
-          <w:rFonts w:hint="cs"/>
+      <w:pPr>
+        <w:rPr>
+          <w:cs/>
+        </w:rPr>
+      </w:pPr>
+      <w:r>
+        <w:rPr>
+          <w:rFonts w:hint="cs"/>
+          <w:b/>
+          <w:bCs/>
           <w:u w:val="single"/>
           <w:cs/>
         </w:rPr>
@@ -440,13 +449,6 @@
         </w:rPr>
         <w:t xml:space="preserve"> </w:t>
       </w:r>
-    </w:p>
-    <w:p>
-      <w:pPr>
-        <w:rPr>
-          <w:cs/>
-        </w:rPr>
-      </w:pPr>
     </w:p>
     <w:p>
       <w:pPr>
@@ -456,7 +458,6 @@
           <w:color w:val="C00000"/>
           <w:sz w:val="24"/>
           <w:szCs w:val="32"/>
-          <w:cs/>
         </w:rPr>
       </w:pPr>
       <w:proofErr w:type="spellStart"/>
@@ -480,6 +481,381 @@
           <w:szCs w:val="32"/>
         </w:rPr>
         <w:t xml:space="preserve"> lot sizing (ULS)</w:t>
+      </w:r>
+    </w:p>
+    <w:p>
+      <w:pPr>
+        <w:rPr>
+          <w:color w:val="C00000"/>
+          <w:sz w:val="24"/>
+          <w:szCs w:val="32"/>
+        </w:rPr>
+      </w:pPr>
+      <w:r>
+        <w:rPr>
+          <w:noProof/>
+          <w:color w:val="C00000"/>
+          <w:sz w:val="24"/>
+          <w:szCs w:val="32"/>
+        </w:rPr>
+        <w:drawing>
+          <wp:inline distT="0" distB="0" distL="0" distR="0" wp14:anchorId="46138DAF" wp14:editId="31B1DF3E">
+            <wp:extent cx="5793353" cy="4786324"/>
+            <wp:effectExtent l="19050" t="19050" r="17145" b="14605"/>
+            <wp:docPr id="1600424199" name="Picture 1"/>
+            <wp:cNvGraphicFramePr>
+              <a:graphicFrameLocks xmlns:a="http://schemas.openxmlformats.org/drawingml/2006/main" noChangeAspect="1"/>
+            </wp:cNvGraphicFramePr>
+            <a:graphic xmlns:a="http://schemas.openxmlformats.org/drawingml/2006/main">
+              <a:graphicData uri="http://schemas.openxmlformats.org/drawingml/2006/picture">
+                <pic:pic xmlns:pic="http://schemas.openxmlformats.org/drawingml/2006/picture">
+                  <pic:nvPicPr>
+                    <pic:cNvPr id="1600424199" name=""/>
+                    <pic:cNvPicPr/>
+                  </pic:nvPicPr>
+                  <pic:blipFill>
+                    <a:blip r:embed="rId6"/>
+                    <a:stretch>
+                      <a:fillRect/>
+                    </a:stretch>
+                  </pic:blipFill>
+                  <pic:spPr>
+                    <a:xfrm>
+                      <a:off x="0" y="0"/>
+                      <a:ext cx="5793353" cy="4786324"/>
+                    </a:xfrm>
+                    <a:prstGeom prst="rect">
+                      <a:avLst/>
+                    </a:prstGeom>
+                    <a:ln w="3175">
+                      <a:solidFill>
+                        <a:schemeClr val="tx1"/>
+                      </a:solidFill>
+                    </a:ln>
+                  </pic:spPr>
+                </pic:pic>
+              </a:graphicData>
+            </a:graphic>
+          </wp:inline>
+        </w:drawing>
+      </w:r>
+    </w:p>
+    <w:p>
+      <w:r>
+        <w:rPr>
+          <w:rFonts w:hint="cs"/>
+          <w:b/>
+          <w:bCs/>
+          <w:u w:val="single"/>
+          <w:cs/>
+        </w:rPr>
+        <w:t>ตอบ</w:t>
+      </w:r>
+      <w:r>
+        <w:t xml:space="preserve"> </w:t>
+      </w:r>
+      <w:r>
+        <w:rPr>
+          <w:rFonts w:hint="cs"/>
+          <w:cs/>
+        </w:rPr>
+        <w:t xml:space="preserve">จากการแก้สมการจะได้ </w:t>
+      </w:r>
+      <w:r>
+        <w:t>optimal solution</w:t>
+      </w:r>
+      <w:r>
+        <w:rPr>
+          <w:rFonts w:hint="cs"/>
+          <w:cs/>
+        </w:rPr>
+        <w:t xml:space="preserve"> ดังรูป โดยบริษัทควรผลิตสินค้าเฉพาะเดือนที่ </w:t>
+      </w:r>
+      <w:r>
+        <w:t xml:space="preserve">1, 3, 4 </w:t>
+      </w:r>
+      <w:r>
+        <w:rPr>
+          <w:rFonts w:hint="cs"/>
+          <w:cs/>
+        </w:rPr>
+        <w:t xml:space="preserve">และ </w:t>
+      </w:r>
+      <w:r>
+        <w:t xml:space="preserve">5 </w:t>
+      </w:r>
+      <w:r>
+        <w:rPr>
+          <w:rFonts w:hint="cs"/>
+          <w:cs/>
+        </w:rPr>
+        <w:t xml:space="preserve">โดยผลิตเป็นจำนวน </w:t>
+      </w:r>
+      <w:r>
+        <w:t>20,000, 30,000, 35,000</w:t>
+      </w:r>
+      <w:r>
+        <w:rPr>
+          <w:rFonts w:hint="cs"/>
+          <w:cs/>
+        </w:rPr>
+        <w:t xml:space="preserve"> และ </w:t>
+      </w:r>
+      <w:r>
+        <w:t>35,000</w:t>
+      </w:r>
+      <w:r>
+        <w:rPr>
+          <w:rFonts w:hint="cs"/>
+          <w:color w:val="C00000"/>
+          <w:sz w:val="24"/>
+          <w:szCs w:val="32"/>
+          <w:cs/>
+        </w:rPr>
+        <w:t xml:space="preserve"> </w:t>
+      </w:r>
+      <w:r>
+        <w:rPr>
+          <w:rFonts w:hint="cs"/>
+          <w:cs/>
+        </w:rPr>
+        <w:t>ตามลำดับ</w:t>
+      </w:r>
+      <w:r>
+        <w:rPr>
+          <w:rFonts w:hint="cs"/>
+          <w:cs/>
+        </w:rPr>
+        <w:t xml:space="preserve"> </w:t>
+      </w:r>
+      <w:r>
+        <w:rPr>
+          <w:rFonts w:hint="cs"/>
+          <w:cs/>
+        </w:rPr>
+        <w:t>จึงจะเพียงพอต่อความต้องการของลูกค้า โดย</w:t>
+      </w:r>
+      <w:r>
+        <w:rPr>
+          <w:rFonts w:hint="cs"/>
+          <w:cs/>
+        </w:rPr>
+        <w:t>จะมีค่าใช้จ่ายในการผลิต</w:t>
+      </w:r>
+      <w:r>
+        <w:rPr>
+          <w:rFonts w:hint="cs"/>
+          <w:cs/>
+        </w:rPr>
+        <w:t>และการเก็บรักษา</w:t>
+      </w:r>
+      <w:r>
+        <w:rPr>
+          <w:rFonts w:hint="cs"/>
+          <w:cs/>
+        </w:rPr>
+        <w:t xml:space="preserve">ทั้งหมด </w:t>
+      </w:r>
+      <w:r>
+        <w:t>$</w:t>
+      </w:r>
+      <w:r>
+        <w:t>1</w:t>
+      </w:r>
+      <w:r>
+        <w:t>,</w:t>
+      </w:r>
+      <w:r>
+        <w:t>604</w:t>
+      </w:r>
+      <w:r>
+        <w:t>,</w:t>
+      </w:r>
+      <w:r>
+        <w:t>550</w:t>
+      </w:r>
+    </w:p>
+    <w:p>
+      <w:pPr>
+        <w:pStyle w:val="Heading2"/>
+      </w:pPr>
+      <w:r>
+        <w:lastRenderedPageBreak/>
+        <w:t xml:space="preserve">Appendix </w:t>
+      </w:r>
+    </w:p>
+    <w:p>
+      <w:pPr>
+        <w:rPr>
+          <w:i/>
+          <w:iCs/>
+          <w:color w:val="C00000"/>
+          <w:sz w:val="24"/>
+          <w:szCs w:val="32"/>
+        </w:rPr>
+      </w:pPr>
+      <w:r>
+        <w:rPr>
+          <w:i/>
+          <w:iCs/>
+          <w:color w:val="C00000"/>
+          <w:sz w:val="24"/>
+          <w:szCs w:val="32"/>
+        </w:rPr>
+        <w:t>Chapter 14 Problem 56</w:t>
+      </w:r>
+    </w:p>
+    <w:p>
+      <w:pPr>
+        <w:rPr>
+          <w:i/>
+          <w:iCs/>
+          <w:color w:val="C00000"/>
+          <w:sz w:val="24"/>
+          <w:szCs w:val="32"/>
+        </w:rPr>
+      </w:pPr>
+      <w:r>
+        <w:rPr>
+          <w:i/>
+          <w:iCs/>
+          <w:color w:val="C00000"/>
+          <w:sz w:val="24"/>
+          <w:szCs w:val="32"/>
+        </w:rPr>
+        <w:drawing>
+          <wp:inline distT="0" distB="0" distL="0" distR="0" wp14:anchorId="377B5802" wp14:editId="7918ADD1">
+            <wp:extent cx="3385305" cy="3590842"/>
+            <wp:effectExtent l="19050" t="19050" r="24765" b="10160"/>
+            <wp:docPr id="1737934359" name="Picture 1"/>
+            <wp:cNvGraphicFramePr>
+              <a:graphicFrameLocks xmlns:a="http://schemas.openxmlformats.org/drawingml/2006/main" noChangeAspect="1"/>
+            </wp:cNvGraphicFramePr>
+            <a:graphic xmlns:a="http://schemas.openxmlformats.org/drawingml/2006/main">
+              <a:graphicData uri="http://schemas.openxmlformats.org/drawingml/2006/picture">
+                <pic:pic xmlns:pic="http://schemas.openxmlformats.org/drawingml/2006/picture">
+                  <pic:nvPicPr>
+                    <pic:cNvPr id="1737934359" name=""/>
+                    <pic:cNvPicPr/>
+                  </pic:nvPicPr>
+                  <pic:blipFill>
+                    <a:blip r:embed="rId7"/>
+                    <a:stretch>
+                      <a:fillRect/>
+                    </a:stretch>
+                  </pic:blipFill>
+                  <pic:spPr>
+                    <a:xfrm>
+                      <a:off x="0" y="0"/>
+                      <a:ext cx="3413643" cy="3620901"/>
+                    </a:xfrm>
+                    <a:prstGeom prst="rect">
+                      <a:avLst/>
+                    </a:prstGeom>
+                    <a:ln w="3175">
+                      <a:solidFill>
+                        <a:schemeClr val="tx1"/>
+                      </a:solidFill>
+                    </a:ln>
+                  </pic:spPr>
+                </pic:pic>
+              </a:graphicData>
+            </a:graphic>
+          </wp:inline>
+        </w:drawing>
+      </w:r>
+    </w:p>
+    <w:p>
+      <w:pPr>
+        <w:rPr>
+          <w:i/>
+          <w:iCs/>
+          <w:color w:val="C00000"/>
+          <w:sz w:val="24"/>
+          <w:szCs w:val="32"/>
+        </w:rPr>
+      </w:pPr>
+      <w:proofErr w:type="spellStart"/>
+      <w:r>
+        <w:rPr>
+          <w:i/>
+          <w:iCs/>
+          <w:color w:val="C00000"/>
+          <w:sz w:val="24"/>
+          <w:szCs w:val="32"/>
+        </w:rPr>
+        <w:t>Uncapacitated</w:t>
+      </w:r>
+      <w:proofErr w:type="spellEnd"/>
+      <w:r>
+        <w:rPr>
+          <w:i/>
+          <w:iCs/>
+          <w:color w:val="C00000"/>
+          <w:sz w:val="24"/>
+          <w:szCs w:val="32"/>
+        </w:rPr>
+        <w:t xml:space="preserve"> lot sizing (ULS)</w:t>
+      </w:r>
+    </w:p>
+    <w:p>
+      <w:pPr>
+        <w:rPr>
+          <w:i/>
+          <w:iCs/>
+          <w:color w:val="C00000"/>
+          <w:sz w:val="24"/>
+          <w:szCs w:val="32"/>
+        </w:rPr>
+      </w:pPr>
+      <w:r>
+        <w:rPr>
+          <w:i/>
+          <w:iCs/>
+          <w:color w:val="C00000"/>
+          <w:sz w:val="24"/>
+          <w:szCs w:val="32"/>
+        </w:rPr>
+        <w:drawing>
+          <wp:inline distT="0" distB="0" distL="0" distR="0" wp14:anchorId="5897DB34" wp14:editId="752EDF4F">
+            <wp:extent cx="3385185" cy="3511678"/>
+            <wp:effectExtent l="19050" t="19050" r="24765" b="12700"/>
+            <wp:docPr id="1080233813" name="Picture 1"/>
+            <wp:cNvGraphicFramePr>
+              <a:graphicFrameLocks xmlns:a="http://schemas.openxmlformats.org/drawingml/2006/main" noChangeAspect="1"/>
+            </wp:cNvGraphicFramePr>
+            <a:graphic xmlns:a="http://schemas.openxmlformats.org/drawingml/2006/main">
+              <a:graphicData uri="http://schemas.openxmlformats.org/drawingml/2006/picture">
+                <pic:pic xmlns:pic="http://schemas.openxmlformats.org/drawingml/2006/picture">
+                  <pic:nvPicPr>
+                    <pic:cNvPr id="1080233813" name=""/>
+                    <pic:cNvPicPr/>
+                  </pic:nvPicPr>
+                  <pic:blipFill>
+                    <a:blip r:embed="rId8"/>
+                    <a:stretch>
+                      <a:fillRect/>
+                    </a:stretch>
+                  </pic:blipFill>
+                  <pic:spPr>
+                    <a:xfrm>
+                      <a:off x="0" y="0"/>
+                      <a:ext cx="3395401" cy="3522275"/>
+                    </a:xfrm>
+                    <a:prstGeom prst="rect">
+                      <a:avLst/>
+                    </a:prstGeom>
+                    <a:ln w="3175">
+                      <a:solidFill>
+                        <a:schemeClr val="tx1"/>
+                      </a:solidFill>
+                    </a:ln>
+                  </pic:spPr>
+                </pic:pic>
+              </a:graphicData>
+            </a:graphic>
+          </wp:inline>
+        </w:drawing>
       </w:r>
     </w:p>
     <w:sectPr>
@@ -493,7 +869,7 @@
 </file>
 
 <file path=word/styles.xml><?xml version="1.0" encoding="utf-8"?>
-<w:styles xmlns:mc="http://schemas.openxmlformats.org/markup-compatibility/2006" xmlns:r="http://schemas.openxmlformats.org/officeDocument/2006/relationships" xmlns:w="http://schemas.openxmlformats.org/wordprocessingml/2006/main" xmlns:w14="http://schemas.microsoft.com/office/word/2010/wordml" xmlns:w15="http://schemas.microsoft.com/office/word/2012/wordml" xmlns:w16cex="http://schemas.microsoft.com/office/word/2018/wordml/cex" xmlns:w16cid="http://schemas.microsoft.com/office/word/2016/wordml/cid" xmlns:w16="http://schemas.microsoft.com/office/word/2018/wordml" xmlns:w16sdtdh="http://schemas.microsoft.com/office/word/2020/wordml/sdtdatahash" xmlns:w16se="http://schemas.microsoft.com/office/word/2015/wordml/symex" mc:Ignorable="w14 w15 w16se w16cid w16 w16cex w16sdtdh">
+<w:styles xmlns:mc="http://schemas.openxmlformats.org/markup-compatibility/2006" xmlns:r="http://schemas.openxmlformats.org/officeDocument/2006/relationships" xmlns:w="http://schemas.openxmlformats.org/wordprocessingml/2006/main" xmlns:w14="http://schemas.microsoft.com/office/word/2010/wordml" xmlns:w15="http://schemas.microsoft.com/office/word/2012/wordml" xmlns:w16cex="http://schemas.microsoft.com/office/word/2018/wordml/cex" xmlns:w16cid="http://schemas.microsoft.com/office/word/2016/wordml/cid" xmlns:w16="http://schemas.microsoft.com/office/word/2018/wordml" xmlns:w16du="http://schemas.microsoft.com/office/word/2023/wordml/word16du" xmlns:w16sdtdh="http://schemas.microsoft.com/office/word/2020/wordml/sdtdatahash" xmlns:w16sdtfl="http://schemas.microsoft.com/office/word/2024/wordml/sdtformatlock" xmlns:w16se="http://schemas.microsoft.com/office/word/2015/wordml/symex" mc:Ignorable="w14 w15 w16se w16cid w16 w16cex w16sdtdh w16sdtfl w16du">
   <w:docDefaults>
     <w:rPrDefault>
       <w:rPr>
@@ -892,7 +1268,7 @@
   <w:style w:type="paragraph" w:default="1" w:styleId="Normal">
     <w:name w:val="Normal"/>
     <w:qFormat/>
-    <w:rsid w:val="007D43CD"/>
+    <w:rsid w:val="00C6558E"/>
   </w:style>
   <w:style w:type="paragraph" w:styleId="Heading1">
     <w:name w:val="heading 1"/>
@@ -921,7 +1297,6 @@
     <w:next w:val="Normal"/>
     <w:link w:val="Heading2Char"/>
     <w:uiPriority w:val="9"/>
-    <w:semiHidden/>
     <w:unhideWhenUsed/>
     <w:qFormat/>
     <w:rsid w:val="00297049"/>
@@ -1138,7 +1513,6 @@
     <w:basedOn w:val="DefaultParagraphFont"/>
     <w:link w:val="Heading2"/>
     <w:uiPriority w:val="9"/>
-    <w:semiHidden/>
     <w:rsid w:val="00297049"/>
     <w:rPr>
       <w:rFonts w:asciiTheme="majorHAnsi" w:eastAsiaTheme="majorEastAsia" w:hAnsiTheme="majorHAnsi" w:cstheme="majorBidi"/>
